--- a/apps/api/src/data/preparation-docs/semana5-dinamica-de-oracion.docx
+++ b/apps/api/src/data/preparation-docs/semana5-dinamica-de-oracion.docx
@@ -2651,7 +2651,7 @@
         <w:sz w:val="32"/>
         <w:lang w:val="es-MX"/>
       </w:rPr>
-      <w:t xml:space="preserve">Retiro Emaús </w:t>
+      <w:t xml:space="preserve">Retiro Emaús</w:t>
     </w:r>
     <w:r>
       <w:rPr>
@@ -2659,7 +2659,7 @@
         <w:sz w:val="32"/>
         <w:lang w:val="es-MX"/>
       </w:rPr>
-      <w:t>–</w:t>
+      <w:t/>
     </w:r>
     <w:r>
       <w:rPr>
@@ -2667,7 +2667,7 @@
         <w:sz w:val="32"/>
         <w:lang w:val="es-MX"/>
       </w:rPr>
-      <w:t xml:space="preserve"> </w:t>
+      <w:t xml:space="preserve"/>
     </w:r>
     <w:r>
       <w:rPr>
@@ -2675,7 +2675,7 @@
         <w:sz w:val="32"/>
         <w:lang w:val="es-MX"/>
       </w:rPr>
-      <w:t>Polanco III</w:t>
+      <w:t/>
     </w:r>
   </w:p>
 </w:ftr>
@@ -2864,7 +2864,7 @@
                               <w:szCs w:val="16"/>
                               <w:lang w:val="es-MX"/>
                             </w:rPr>
-                            <w:t>25 de abril 2025</w:t>
+                            <w:t/>
                           </w:r>
                           <w:r>
                             <w:rPr>
@@ -2875,7 +2875,7 @@
                               <w:szCs w:val="16"/>
                               <w:lang w:val="es-MX"/>
                             </w:rPr>
-                            <w:t>.</w:t>
+                            <w:t/>
                           </w:r>
                         </w:p>
                       </w:txbxContent>
@@ -2992,7 +2992,7 @@
                         <w:szCs w:val="16"/>
                         <w:lang w:val="es-MX"/>
                       </w:rPr>
-                      <w:t>25 de abril 2025</w:t>
+                      <w:t/>
                     </w:r>
                     <w:r>
                       <w:rPr>
@@ -3003,7 +3003,7 @@
                         <w:szCs w:val="16"/>
                         <w:lang w:val="es-MX"/>
                       </w:rPr>
-                      <w:t>.</w:t>
+                      <w:t/>
                     </w:r>
                   </w:p>
                 </w:txbxContent>
@@ -3154,7 +3154,7 @@
                               <w:sz w:val="20"/>
                               <w:szCs w:val="20"/>
                             </w:rPr>
-                            <w:t xml:space="preserve"> </w:t>
+                            <w:t xml:space="preserve"/>
                           </w:r>
                           <w:r>
                             <w:rPr>
@@ -3162,7 +3162,7 @@
                               <w:sz w:val="20"/>
                               <w:szCs w:val="20"/>
                             </w:rPr>
-                            <w:t>Polanco III</w:t>
+                            <w:t/>
                           </w:r>
                         </w:p>
                       </w:txbxContent>
@@ -3264,7 +3264,7 @@
                         <w:sz w:val="20"/>
                         <w:szCs w:val="20"/>
                       </w:rPr>
-                      <w:t xml:space="preserve"> </w:t>
+                      <w:t xml:space="preserve"/>
                     </w:r>
                     <w:r>
                       <w:rPr>
@@ -3272,7 +3272,7 @@
                         <w:sz w:val="20"/>
                         <w:szCs w:val="20"/>
                       </w:rPr>
-                      <w:t>Polanco III</w:t>
+                      <w:t/>
                     </w:r>
                   </w:p>
                 </w:txbxContent>
